--- a/Resume - Vincent.docx
+++ b/Resume - Vincent.docx
@@ -92,22 +92,56 @@
         </w:rPr>
         <w:t xml:space="preserve"> </w:t>
       </w:r>
-      <w:hyperlink r:id="rId6">
-        <w:r>
-          <w:rPr>
-            <w:spacing w:val="-4"/>
-            <w:u w:val="single"/>
-          </w:rPr>
-          <w:t>viengoh</w:t>
-        </w:r>
-        <w:r>
-          <w:rPr>
-            <w:spacing w:val="-4"/>
-            <w:u w:val="single"/>
-          </w:rPr>
-          <w:t>.github.io</w:t>
-        </w:r>
-      </w:hyperlink>
+      <w:r>
+        <w:rPr>
+          <w:spacing w:val="-4"/>
+          <w:u w:val="single"/>
+        </w:rPr>
+        <w:fldChar w:fldCharType="begin"/>
+      </w:r>
+      <w:r>
+        <w:rPr>
+          <w:spacing w:val="-4"/>
+          <w:u w:val="single"/>
+        </w:rPr>
+        <w:instrText xml:space="preserve"> HYPERLINK "https://viengoh.github.io/" </w:instrText>
+      </w:r>
+      <w:r>
+        <w:rPr>
+          <w:spacing w:val="-4"/>
+          <w:u w:val="single"/>
+        </w:rPr>
+      </w:r>
+      <w:r>
+        <w:rPr>
+          <w:spacing w:val="-4"/>
+          <w:u w:val="single"/>
+        </w:rPr>
+        <w:fldChar w:fldCharType="separate"/>
+      </w:r>
+      <w:r>
+        <w:rPr>
+          <w:rStyle w:val="Hyperlink"/>
+          <w:spacing w:val="-4"/>
+        </w:rPr>
+        <w:t>viengoh</w:t>
+      </w:r>
+      <w:r>
+        <w:rPr>
+          <w:rStyle w:val="Hyperlink"/>
+          <w:spacing w:val="-4"/>
+        </w:rPr>
+        <w:t>.github.io</w:t>
+      </w:r>
+      <w:r>
+        <w:rPr>
+          <w:spacing w:val="-4"/>
+          <w:u w:val="single"/>
+        </w:rPr>
+        <w:fldChar w:fldCharType="end"/>
+      </w:r>
+      <w:bookmarkStart w:id="0" w:name="_GoBack"/>
+      <w:bookmarkEnd w:id="0"/>
       <w:r>
         <w:rPr>
           <w:spacing w:val="-4"/>
@@ -194,7 +228,7 @@
           </mc:Choice>
           <mc:Fallback>
             <w:pict>
-              <v:shape w14:anchorId="4DF833B3" id="Graphic 1" o:spid="_x0000_s1026" style="position:absolute;margin-left:59.55pt;margin-top:14.85pt;width:476.4pt;height:.1pt;z-index:-15728640;visibility:visible;mso-wrap-style:square;mso-wrap-distance-left:0;mso-wrap-distance-top:0;mso-wrap-distance-right:0;mso-wrap-distance-bottom:0;mso-position-horizontal:absolute;mso-position-horizontal-relative:page;mso-position-vertical:absolute;mso-position-vertical-relative:text;v-text-anchor:top" coordsize="6050280,1270" o:gfxdata="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" path="m,l6050279,e" filled="f" strokeweight=".26467mm">
+              <v:shape w14:anchorId="25264A7B" id="Graphic 1" o:spid="_x0000_s1026" style="position:absolute;margin-left:59.55pt;margin-top:14.85pt;width:476.4pt;height:.1pt;z-index:-15728640;visibility:visible;mso-wrap-style:square;mso-wrap-distance-left:0;mso-wrap-distance-top:0;mso-wrap-distance-right:0;mso-wrap-distance-bottom:0;mso-position-horizontal:absolute;mso-position-horizontal-relative:page;mso-position-vertical:absolute;mso-position-vertical-relative:text;v-text-anchor:top" coordsize="6050280,1270" o:gfxdata="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" path="m,l6050279,e" filled="f" strokeweight=".26467mm">
                 <v:path arrowok="t"/>
                 <w10:wrap type="topAndBottom" anchorx="page"/>
               </v:shape>
@@ -776,7 +810,7 @@
           </mc:Choice>
           <mc:Fallback>
             <w:pict>
-              <v:shape w14:anchorId="4C71ECAD" id="Graphic 2" o:spid="_x0000_s1026" style="position:absolute;margin-left:59.55pt;margin-top:19.05pt;width:476.4pt;height:.1pt;z-index:-15728128;visibility:visible;mso-wrap-style:square;mso-wrap-distance-left:0;mso-wrap-distance-top:0;mso-wrap-distance-right:0;mso-wrap-distance-bottom:0;mso-position-horizontal:absolute;mso-position-horizontal-relative:page;mso-position-vertical:absolute;mso-position-vertical-relative:text;v-text-anchor:top" coordsize="6050280,1270" o:gfxdata="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" path="m,l6050279,e" filled="f" strokeweight=".26467mm">
+              <v:shape w14:anchorId="4D4C0342" id="Graphic 2" o:spid="_x0000_s1026" style="position:absolute;margin-left:59.55pt;margin-top:19.05pt;width:476.4pt;height:.1pt;z-index:-15728128;visibility:visible;mso-wrap-style:square;mso-wrap-distance-left:0;mso-wrap-distance-top:0;mso-wrap-distance-right:0;mso-wrap-distance-bottom:0;mso-position-horizontal:absolute;mso-position-horizontal-relative:page;mso-position-vertical:absolute;mso-position-vertical-relative:text;v-text-anchor:top" coordsize="6050280,1270" o:gfxdata="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" path="m,l6050279,e" filled="f" strokeweight=".26467mm">
                 <v:path arrowok="t"/>
                 <w10:wrap type="topAndBottom" anchorx="page"/>
               </v:shape>
@@ -848,12 +882,14 @@
         <w:spacing w:before="1"/>
         <w:ind w:left="57"/>
       </w:pPr>
+      <w:proofErr w:type="spellStart"/>
       <w:r>
         <w:rPr>
           <w:spacing w:val="-4"/>
         </w:rPr>
         <w:t>TypeScript</w:t>
       </w:r>
+      <w:proofErr w:type="spellEnd"/>
     </w:p>
     <w:p>
       <w:pPr>
@@ -898,13 +934,31 @@
         <w:spacing w:before="38" w:line="278" w:lineRule="auto"/>
         <w:ind w:left="57"/>
       </w:pPr>
+      <w:proofErr w:type="spellStart"/>
       <w:r>
         <w:rPr>
           <w:spacing w:val="-2"/>
           <w:w w:val="105"/>
         </w:rPr>
-        <w:t>NodeJS ExpressJS</w:t>
-      </w:r>
+        <w:t>NodeJS</w:t>
+      </w:r>
+      <w:proofErr w:type="spellEnd"/>
+      <w:r>
+        <w:rPr>
+          <w:spacing w:val="-2"/>
+          <w:w w:val="105"/>
+        </w:rPr>
+        <w:t xml:space="preserve"> </w:t>
+      </w:r>
+      <w:proofErr w:type="spellStart"/>
+      <w:r>
+        <w:rPr>
+          <w:spacing w:val="-2"/>
+          <w:w w:val="105"/>
+        </w:rPr>
+        <w:t>ExpressJS</w:t>
+      </w:r>
+      <w:proofErr w:type="spellEnd"/>
     </w:p>
     <w:p>
       <w:pPr>
@@ -977,6 +1031,7 @@
         <w:pStyle w:val="BodyText"/>
         <w:ind w:left="57"/>
       </w:pPr>
+      <w:proofErr w:type="spellStart"/>
       <w:r>
         <w:rPr>
           <w:spacing w:val="-5"/>
@@ -984,6 +1039,7 @@
         </w:rPr>
         <w:t>Git</w:t>
       </w:r>
+      <w:proofErr w:type="spellEnd"/>
     </w:p>
     <w:p>
       <w:pPr>
@@ -1008,10 +1064,13 @@
         </w:sectPr>
       </w:pPr>
       <w:r>
-        <w:t>.NextJS</w:t>
-      </w:r>
-      <w:bookmarkStart w:id="0" w:name="_GoBack"/>
-      <w:bookmarkEnd w:id="0"/>
+        <w:t>.</w:t>
+      </w:r>
+      <w:proofErr w:type="spellStart"/>
+      <w:r>
+        <w:t>NextJS</w:t>
+      </w:r>
+      <w:proofErr w:type="spellEnd"/>
     </w:p>
     <w:p>
       <w:pPr>
@@ -1104,7 +1163,7 @@
           </mc:Choice>
           <mc:Fallback>
             <w:pict>
-              <v:group w14:anchorId="0A2E04CC" id="Group 3" o:spid="_x0000_s1026" style="width:476.4pt;height:.75pt;mso-position-horizontal-relative:char;mso-position-vertical-relative:line" coordsize="60502,95" o:gfxdata="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">
+              <v:group w14:anchorId="430FC8DF" id="Group 3" o:spid="_x0000_s1026" style="width:476.4pt;height:.75pt;mso-position-horizontal-relative:char;mso-position-vertical-relative:line" coordsize="60502,95" o:gfxdata="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">
                 <v:shape id="Graphic 4" o:spid="_x0000_s1027" style="position:absolute;top:47;width:60502;height:13;visibility:visible;mso-wrap-style:square;v-text-anchor:top" coordsize="6050280,1270" o:gfxdata="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" path="m,l6050279,e" filled="f" strokeweight=".26467mm">
                   <v:path arrowok="t"/>
                 </v:shape>
@@ -1179,6 +1238,7 @@
         <w:rPr>
           <w:spacing w:val="-2"/>
         </w:rPr>
+        <w:lastRenderedPageBreak/>
         <w:t>PT</w:t>
       </w:r>
       <w:r>
@@ -1187,11 +1247,19 @@
         </w:rPr>
         <w:t xml:space="preserve"> </w:t>
       </w:r>
+      <w:proofErr w:type="spellStart"/>
       <w:r>
         <w:rPr>
           <w:spacing w:val="-13"/>
         </w:rPr>
-        <w:t>Musim Mas (</w:t>
+        <w:t>Musim</w:t>
+      </w:r>
+      <w:proofErr w:type="spellEnd"/>
+      <w:r>
+        <w:rPr>
+          <w:spacing w:val="-13"/>
+        </w:rPr>
+        <w:t xml:space="preserve"> Mas (</w:t>
       </w:r>
       <w:r>
         <w:rPr>
@@ -1199,8 +1267,13 @@
         </w:rPr>
         <w:t xml:space="preserve"> </w:t>
       </w:r>
-      <w:r>
-        <w:t>Fullstack Software Developer</w:t>
+      <w:proofErr w:type="spellStart"/>
+      <w:r>
+        <w:t>Fullstack</w:t>
+      </w:r>
+      <w:proofErr w:type="spellEnd"/>
+      <w:r>
+        <w:t xml:space="preserve"> Software Developer</w:t>
       </w:r>
       <w:r>
         <w:t xml:space="preserve">) </w:t>
@@ -1220,7 +1293,7 @@
         <w:rPr>
           <w:spacing w:val="-2"/>
         </w:rPr>
-        <w:t>February</w:t>
+        <w:t>June 2024</w:t>
       </w:r>
       <w:r>
         <w:rPr>
@@ -1232,7 +1305,7 @@
         <w:rPr>
           <w:spacing w:val="-2"/>
         </w:rPr>
-        <w:t>2022</w:t>
+        <w:t>-</w:t>
       </w:r>
       <w:r>
         <w:rPr>
@@ -1241,19 +1314,7 @@
         <w:t xml:space="preserve"> </w:t>
       </w:r>
       <w:r>
-        <w:rPr>
-          <w:spacing w:val="-2"/>
-        </w:rPr>
-        <w:t>-</w:t>
-      </w:r>
-      <w:r>
-        <w:rPr>
-          <w:spacing w:val="-13"/>
-        </w:rPr>
-        <w:t xml:space="preserve"> </w:t>
-      </w:r>
-      <w:r>
-        <w:t>May 2024</w:t>
+        <w:t>Present</w:t>
       </w:r>
     </w:p>
     <w:p>
@@ -1286,6 +1347,7 @@
         <w:rPr>
           <w:noProof/>
         </w:rPr>
+        <w:lastRenderedPageBreak/>
         <w:t>Developed and maintained enterprise internal applications using .NET Core and VB.NET.</w:t>
       </w:r>
     </w:p>
@@ -1353,7 +1415,31 @@
         <w:pStyle w:val="Heading2"/>
       </w:pPr>
       <w:r>
-        <w:t xml:space="preserve">PT Industri Pembungkus Internasional </w:t>
+        <w:t xml:space="preserve">PT </w:t>
+      </w:r>
+      <w:proofErr w:type="spellStart"/>
+      <w:r>
+        <w:t>Industri</w:t>
+      </w:r>
+      <w:proofErr w:type="spellEnd"/>
+      <w:r>
+        <w:t xml:space="preserve"> </w:t>
+      </w:r>
+      <w:proofErr w:type="spellStart"/>
+      <w:r>
+        <w:t>Pembungkus</w:t>
+      </w:r>
+      <w:proofErr w:type="spellEnd"/>
+      <w:r>
+        <w:t xml:space="preserve"> </w:t>
+      </w:r>
+      <w:proofErr w:type="spellStart"/>
+      <w:r>
+        <w:t>Internasional</w:t>
+      </w:r>
+      <w:proofErr w:type="spellEnd"/>
+      <w:r>
+        <w:t xml:space="preserve"> </w:t>
       </w:r>
       <w:r>
         <w:t>(</w:t>
@@ -1361,8 +1447,13 @@
       <w:r>
         <w:t xml:space="preserve"> </w:t>
       </w:r>
-      <w:r>
-        <w:t xml:space="preserve">Fullstack </w:t>
+      <w:proofErr w:type="spellStart"/>
+      <w:r>
+        <w:t>Fullstack</w:t>
+      </w:r>
+      <w:proofErr w:type="spellEnd"/>
+      <w:r>
+        <w:t xml:space="preserve"> </w:t>
       </w:r>
       <w:r>
         <w:t>Software Developer</w:t>
@@ -1526,7 +1617,7 @@
           </mc:Choice>
           <mc:Fallback>
             <w:pict>
-              <v:shape w14:anchorId="61416BCC" id="Graphic 11" o:spid="_x0000_s1026" style="position:absolute;margin-left:59.55pt;margin-top:23.9pt;width:476.4pt;height:.1pt;z-index:-15727104;visibility:visible;mso-wrap-style:square;mso-wrap-distance-left:0;mso-wrap-distance-top:0;mso-wrap-distance-right:0;mso-wrap-distance-bottom:0;mso-position-horizontal:absolute;mso-position-horizontal-relative:page;mso-position-vertical:absolute;mso-position-vertical-relative:text;v-text-anchor:top" coordsize="6050280,1270" o:gfxdata="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" path="m,l6050279,e" filled="f" strokeweight=".26467mm">
+              <v:shape w14:anchorId="4792DBC1" id="Graphic 11" o:spid="_x0000_s1026" style="position:absolute;margin-left:59.55pt;margin-top:23.9pt;width:476.4pt;height:.1pt;z-index:-15727104;visibility:visible;mso-wrap-style:square;mso-wrap-distance-left:0;mso-wrap-distance-top:0;mso-wrap-distance-right:0;mso-wrap-distance-bottom:0;mso-position-horizontal:absolute;mso-position-horizontal-relative:page;mso-position-vertical:absolute;mso-position-vertical-relative:text;v-text-anchor:top" coordsize="6050280,1270" o:gfxdata="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" path="m,l6050279,e" filled="f" strokeweight=".26467mm">
                 <v:path arrowok="t"/>
                 <w10:wrap type="topAndBottom" anchorx="page"/>
               </v:shape>
@@ -1619,7 +1710,7 @@
           </mc:Choice>
           <mc:Fallback>
             <w:pict>
-              <v:shape w14:anchorId="44504797" id="Graphic 12" o:spid="_x0000_s1026" style="position:absolute;margin-left:297.75pt;margin-top:-3.5pt;width:.1pt;height:148.45pt;z-index:15733760;visibility:visible;mso-wrap-style:square;mso-wrap-distance-left:0;mso-wrap-distance-top:0;mso-wrap-distance-right:0;mso-wrap-distance-bottom:0;mso-position-horizontal:absolute;mso-position-horizontal-relative:page;mso-position-vertical:absolute;mso-position-vertical-relative:text;v-text-anchor:top" coordsize="1270,1885314" o:gfxdata="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" path="m,l,1885060e" filled="f" strokeweight=".26467mm">
+              <v:shape w14:anchorId="3BEAD0C4" id="Graphic 12" o:spid="_x0000_s1026" style="position:absolute;margin-left:297.75pt;margin-top:-3.5pt;width:.1pt;height:148.45pt;z-index:15733760;visibility:visible;mso-wrap-style:square;mso-wrap-distance-left:0;mso-wrap-distance-top:0;mso-wrap-distance-right:0;mso-wrap-distance-bottom:0;mso-position-horizontal:absolute;mso-position-horizontal-relative:page;mso-position-vertical:absolute;mso-position-vertical-relative:text;v-text-anchor:top" coordsize="1270,1885314" o:gfxdata="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" path="m,l,1885060e" filled="f" strokeweight=".26467mm">
                 <v:path arrowok="t"/>
                 <w10:wrap anchorx="page"/>
               </v:shape>
